--- a/dataset/guides/SEC/guide/IT-SEC-003_계정 도용·장비 분실 신고 가이드.docx
+++ b/dataset/guides/SEC/guide/IT-SEC-003_계정 도용·장비 분실 신고 가이드.docx
@@ -1553,7 +1553,7 @@
                 <w:color w:val="1F2933"/>
                 <w:sz w:val="21"/>
               </w:rPr>
-              <w:t>일반 로그인 오류·비밀번호 분실은 IT-ACC-001을 봅니다.</w:t>
+              <w:t>일반 로그인 오류는 IT-ACC-001, 비밀번호 분실은 IT-ACC-002를 봅니다.</w:t>
             </w:r>
           </w:p>
         </w:tc>
@@ -7762,7 +7762,7 @@
                 <w:color w:val="1F2933"/>
                 <w:sz w:val="21"/>
               </w:rPr>
-              <w:t>인증 앱을 다시 등록하는 방법은 IT-ACC-001 계정·로그인 안내를 따릅니다.</w:t>
+              <w:t>인증 앱을 다시 등록하는 방법은 IT-ACC-003 3.5를 따릅니다.</w:t>
             </w:r>
           </w:p>
         </w:tc>
@@ -9871,7 +9871,7 @@
                 <w:color w:val="1F2933"/>
                 <w:sz w:val="21"/>
               </w:rPr>
-              <w:t>최근 비밀번호를 바꿨다면 휴대폰 메일 앱, PC에 저장된 예전 비밀번호를 먼저 고칩니다 (IT-ACC-001).</w:t>
+              <w:t>최근 비밀번호를 바꿨다면 휴대폰 메일 앱, PC에 저장된 예전 비밀번호를 먼저 고칩니다 (IT-ACC-001 3.2).</w:t>
             </w:r>
           </w:p>
           <w:p>
@@ -15817,6 +15817,109 @@
                 <w:sz w:val="20"/>
               </w:rPr>
               <w:t>일반 로그인 오류, 저장된 예전 비밀번호로 잠길 때</w:t>
+            </w:r>
+          </w:p>
+        </w:tc>
+      </w:tr>
+      <w:tr>
+        <w:trPr>
+          <w:cantSplit/>
+        </w:trPr>
+        <w:tc>
+          <w:tcPr>
+            <w:tcW w:type="dxa" w:w="2608"/>
+            <w:tcMar>
+              <w:top w:w="60" w:type="dxa"/>
+              <w:bottom w:w="60" w:type="dxa"/>
+              <w:start w:w="110" w:type="dxa"/>
+              <w:end w:w="110" w:type="dxa"/>
+            </w:tcMar>
+            <w:tcBorders>
+              <w:top w:val="single" w:sz="4" w:color="D5DBE3"/>
+              <w:left w:val="single" w:sz="4" w:color="D5DBE3"/>
+              <w:bottom w:val="single" w:sz="4" w:color="D5DBE3"/>
+              <w:right w:val="single" w:sz="4" w:color="D5DBE3"/>
+            </w:tcBorders>
+            <w:vAlign w:val="center"/>
+            <w:shd w:val="clear" w:color="auto" w:fill="E9EEF4"/>
+          </w:tcPr>
+          <w:p>
+            <w:pPr>
+              <w:spacing w:before="0" w:after="0" w:line="259" w:lineRule="auto"/>
+              <w:jc w:val="center"/>
+            </w:pPr>
+            <w:r>
+              <w:rPr>
+                <w:rFonts w:ascii="맑은 고딕" w:hAnsi="맑은 고딕" w:eastAsia="맑은 고딕"/>
+                <w:b/>
+                <w:color w:val="1F2933"/>
+                <w:sz w:val="20"/>
+              </w:rPr>
+              <w:t>IT-ACC-003</w:t>
+            </w:r>
+          </w:p>
+        </w:tc>
+        <w:tc>
+          <w:tcPr>
+            <w:tcW w:type="dxa" w:w="6236"/>
+            <w:tcMar>
+              <w:top w:w="60" w:type="dxa"/>
+              <w:bottom w:w="60" w:type="dxa"/>
+              <w:start w:w="110" w:type="dxa"/>
+              <w:end w:w="110" w:type="dxa"/>
+            </w:tcMar>
+            <w:tcBorders>
+              <w:top w:val="single" w:sz="4" w:color="D5DBE3"/>
+              <w:left w:val="single" w:sz="4" w:color="D5DBE3"/>
+              <w:bottom w:val="single" w:sz="4" w:color="D5DBE3"/>
+              <w:right w:val="single" w:sz="4" w:color="D5DBE3"/>
+            </w:tcBorders>
+            <w:vAlign w:val="center"/>
+          </w:tcPr>
+          <w:p>
+            <w:pPr>
+              <w:spacing w:before="0" w:after="0" w:line="259" w:lineRule="auto"/>
+            </w:pPr>
+            <w:r>
+              <w:rPr>
+                <w:rFonts w:ascii="맑은 고딕" w:hAnsi="맑은 고딕" w:eastAsia="맑은 고딕"/>
+                <w:b w:val="0"/>
+                <w:color w:val="1F2933"/>
+                <w:sz w:val="20"/>
+              </w:rPr>
+              <w:t>MFA 인증 오류 대응 가이드</w:t>
+            </w:r>
+          </w:p>
+        </w:tc>
+        <w:tc>
+          <w:tcPr>
+            <w:tcW w:type="dxa" w:w="8220"/>
+            <w:tcMar>
+              <w:top w:w="60" w:type="dxa"/>
+              <w:bottom w:w="60" w:type="dxa"/>
+              <w:start w:w="110" w:type="dxa"/>
+              <w:end w:w="110" w:type="dxa"/>
+            </w:tcMar>
+            <w:tcBorders>
+              <w:top w:val="single" w:sz="4" w:color="D5DBE3"/>
+              <w:left w:val="single" w:sz="4" w:color="D5DBE3"/>
+              <w:bottom w:val="single" w:sz="4" w:color="D5DBE3"/>
+              <w:right w:val="single" w:sz="4" w:color="D5DBE3"/>
+            </w:tcBorders>
+            <w:vAlign w:val="center"/>
+          </w:tcPr>
+          <w:p>
+            <w:pPr>
+              <w:spacing w:before="0" w:after="0" w:line="259" w:lineRule="auto"/>
+            </w:pPr>
+            <w:r>
+              <w:rPr>
+                <w:rFonts w:ascii="맑은 고딕" w:hAnsi="맑은 고딕" w:eastAsia="맑은 고딕"/>
+                <w:b w:val="0"/>
+                <w:color w:val="1F2933"/>
+                <w:sz w:val="20"/>
+              </w:rPr>
+              <w:t>새 휴대폰에 인증 앱을 다시 등록할 때</w:t>
             </w:r>
           </w:p>
         </w:tc>
